--- a/data/Karim-Saad-CV.docx
+++ b/data/Karim-Saad-CV.docx
@@ -28,9 +28,59 @@
           <w:rFonts w:ascii="Calibri" w:hAnsi="Calibri" w:eastAsia="Calibri"/>
           <w:b w:val="0"/>
           <w:i w:val="0"/>
-          <w:sz w:val="18"/>
+          <w:sz w:val="17"/>
         </w:rPr>
-        <w:t>karimsaad1552003@gmail.com   |   01145222298   |   github.com/karimsaad1552003-creator   |   Alexandria, Egypt</w:t>
+        <w:t xml:space="preserve">+20 114 522 2298 | karimsaad1552003@gmail.com | github.com/karimsaad1552003-creator | Portfolio: </w:t>
+      </w:r>
+      <w:hyperlink r:id="rId9">
+        <w:r>
+          <w:rPr>
+            <w:color w:val="595959"/>
+            <w:u w:val="single"/>
+            <w:sz w:val="17"/>
+            <w:rFonts w:ascii="Calibri" w:hAnsi="Calibri"/>
+          </w:rPr>
+          <w:t>karim-saad-portofolio.vercel.app</w:t>
+        </w:r>
+      </w:hyperlink>
+      <w:r>
+        <w:rPr>
+          <w:rFonts w:ascii="Calibri" w:hAnsi="Calibri" w:eastAsia="Calibri"/>
+          <w:b w:val="0"/>
+          <w:i w:val="0"/>
+          <w:sz w:val="17"/>
+        </w:rPr>
+        <w:t xml:space="preserve"> | Egypt</w:t>
+      </w:r>
+    </w:p>
+    <w:p>
+      <w:pPr>
+        <w:spacing w:before="0" w:after="0" w:line="240" w:lineRule="auto"/>
+        <w:jc w:val="center"/>
+      </w:pPr>
+      <w:r>
+        <w:rPr>
+          <w:rFonts w:ascii="Calibri" w:hAnsi="Calibri" w:eastAsia="Calibri"/>
+          <w:b w:val="0"/>
+          <w:i w:val="0"/>
+          <w:sz w:val="22"/>
+        </w:rPr>
+        <w:t>Full Stack Developer</w:t>
+      </w:r>
+    </w:p>
+    <w:p>
+      <w:pPr>
+        <w:spacing w:before="0" w:after="0" w:line="240" w:lineRule="auto"/>
+        <w:jc w:val="center"/>
+      </w:pPr>
+      <w:r>
+        <w:rPr>
+          <w:rFonts w:ascii="Calibri" w:hAnsi="Calibri" w:eastAsia="Calibri"/>
+          <w:b w:val="0"/>
+          <w:i w:val="0"/>
+          <w:sz w:val="22"/>
+        </w:rPr>
+        <w:t>Data Analyst</w:t>
       </w:r>
     </w:p>
     <w:p>
@@ -48,36 +98,7 @@
           <w:color w:val="1F3C24"/>
           <w:sz w:val="22"/>
         </w:rPr>
-        <w:t>EDUCATION</w:t>
-      </w:r>
-    </w:p>
-    <w:p>
-      <w:pPr>
-        <w:tabs>
-          <w:tab w:pos="10080" w:val="right"/>
-        </w:tabs>
-        <w:spacing w:before="80" w:after="0" w:line="252" w:lineRule="auto"/>
-      </w:pPr>
-      <w:r>
-        <w:rPr>
-          <w:rFonts w:ascii="Calibri" w:hAnsi="Calibri" w:eastAsia="Calibri"/>
-          <w:b/>
-          <w:i w:val="0"/>
-          <w:sz w:val="20"/>
-        </w:rPr>
-        <w:t>Arab Academy for Science, Technology &amp; Maritime Transport</w:t>
-      </w:r>
-      <w:r>
-        <w:tab/>
-      </w:r>
-      <w:r>
-        <w:rPr>
-          <w:rFonts w:ascii="Calibri" w:hAnsi="Calibri" w:eastAsia="Calibri"/>
-          <w:b w:val="0"/>
-          <w:i/>
-          <w:sz w:val="20"/>
-        </w:rPr>
-        <w:t>Egypt  |  2022 - 2026</w:t>
+        <w:t>PROFESSIONAL SUMMARY</w:t>
       </w:r>
     </w:p>
     <w:p>
@@ -91,36 +112,7 @@
           <w:i w:val="0"/>
           <w:sz w:val="20"/>
         </w:rPr>
-        <w:t>B.Sc. in Computer Science - Data Analysis &amp; Artificial Intelligence focus</w:t>
-      </w:r>
-    </w:p>
-    <w:p>
-      <w:pPr>
-        <w:tabs>
-          <w:tab w:pos="10080" w:val="right"/>
-        </w:tabs>
-        <w:spacing w:before="80" w:after="0" w:line="252" w:lineRule="auto"/>
-      </w:pPr>
-      <w:r>
-        <w:rPr>
-          <w:rFonts w:ascii="Calibri" w:hAnsi="Calibri" w:eastAsia="Calibri"/>
-          <w:b/>
-          <w:i w:val="0"/>
-          <w:sz w:val="20"/>
-        </w:rPr>
-        <w:t>College Saint-Marc</w:t>
-      </w:r>
-      <w:r>
-        <w:tab/>
-      </w:r>
-      <w:r>
-        <w:rPr>
-          <w:rFonts w:ascii="Calibri" w:hAnsi="Calibri" w:eastAsia="Calibri"/>
-          <w:b w:val="0"/>
-          <w:i/>
-          <w:sz w:val="20"/>
-        </w:rPr>
-        <w:t>Alexandria, Egypt</w:t>
+        <w:t>Information Systems graduate seeking full-stack developer and data analyst roles. Full-stack work includes co-founding Ascendra, where we build school systems and gate systems, and Vertex Reviews, where I delivered 20+ websites plus logos, flyers, and printable menus for business identity. Data analysis work includes Power BI dashboards, machine learning workflows, and a machine learning internship at Telecom Egypt. A year and a half in real estate sales at ElitePlus strengthened client communication and negotiation.</w:t>
       </w:r>
     </w:p>
     <w:p>
@@ -138,199 +130,7 @@
           <w:color w:val="1F3C24"/>
           <w:sz w:val="22"/>
         </w:rPr>
-        <w:t>SKILLS</w:t>
-      </w:r>
-    </w:p>
-    <w:p>
-      <w:pPr>
-        <w:spacing w:before="20" w:after="20" w:line="252" w:lineRule="auto"/>
-      </w:pPr>
-      <w:r>
-        <w:rPr>
-          <w:rFonts w:ascii="Calibri" w:hAnsi="Calibri" w:eastAsia="Calibri"/>
-          <w:b/>
-          <w:i w:val="0"/>
-          <w:sz w:val="20"/>
-        </w:rPr>
-        <w:t xml:space="preserve">Programming Languages: </w:t>
-      </w:r>
-      <w:r>
-        <w:rPr>
-          <w:rFonts w:ascii="Calibri" w:hAnsi="Calibri" w:eastAsia="Calibri"/>
-          <w:b w:val="0"/>
-          <w:i w:val="0"/>
-          <w:sz w:val="20"/>
-        </w:rPr>
-        <w:t>Python, Java, C, SQL</w:t>
-      </w:r>
-    </w:p>
-    <w:p>
-      <w:pPr>
-        <w:spacing w:before="20" w:after="20" w:line="252" w:lineRule="auto"/>
-      </w:pPr>
-      <w:r>
-        <w:rPr>
-          <w:rFonts w:ascii="Calibri" w:hAnsi="Calibri" w:eastAsia="Calibri"/>
-          <w:b/>
-          <w:i w:val="0"/>
-          <w:sz w:val="20"/>
-        </w:rPr>
-        <w:t xml:space="preserve">Languages: </w:t>
-      </w:r>
-      <w:r>
-        <w:rPr>
-          <w:rFonts w:ascii="Calibri" w:hAnsi="Calibri" w:eastAsia="Calibri"/>
-          <w:b w:val="0"/>
-          <w:i w:val="0"/>
-          <w:sz w:val="20"/>
-        </w:rPr>
-        <w:t>Arabic: Native    English: Fluent    French: DELF B1, Fluent</w:t>
-      </w:r>
-    </w:p>
-    <w:p>
-      <w:pPr>
-        <w:spacing w:before="20" w:after="20" w:line="252" w:lineRule="auto"/>
-      </w:pPr>
-      <w:r>
-        <w:rPr>
-          <w:rFonts w:ascii="Calibri" w:hAnsi="Calibri" w:eastAsia="Calibri"/>
-          <w:b/>
-          <w:i w:val="0"/>
-          <w:sz w:val="20"/>
-        </w:rPr>
-        <w:t xml:space="preserve">Frameworks &amp; Tools: </w:t>
-      </w:r>
-      <w:r>
-        <w:rPr>
-          <w:rFonts w:ascii="Calibri" w:hAnsi="Calibri" w:eastAsia="Calibri"/>
-          <w:b w:val="0"/>
-          <w:i w:val="0"/>
-          <w:sz w:val="20"/>
-        </w:rPr>
-        <w:t>Pandas, NumPy, Matplotlib, Seaborn, Scikit-learn, TensorFlow, PyTorch, Power BI, Tableau, Excel, Microsoft Project, Git &amp; GitHub</w:t>
-      </w:r>
-    </w:p>
-    <w:p>
-      <w:pPr>
-        <w:spacing w:before="20" w:after="20" w:line="252" w:lineRule="auto"/>
-      </w:pPr>
-      <w:r>
-        <w:rPr>
-          <w:rFonts w:ascii="Calibri" w:hAnsi="Calibri" w:eastAsia="Calibri"/>
-          <w:b/>
-          <w:i w:val="0"/>
-          <w:sz w:val="20"/>
-        </w:rPr>
-        <w:t xml:space="preserve">Domains: </w:t>
-      </w:r>
-      <w:r>
-        <w:rPr>
-          <w:rFonts w:ascii="Calibri" w:hAnsi="Calibri" w:eastAsia="Calibri"/>
-          <w:b w:val="0"/>
-          <w:i w:val="0"/>
-          <w:sz w:val="20"/>
-        </w:rPr>
-        <w:t>Full-Stack Development, Data Analysis, Machine Learning, Deep Learning, Requirements Analysis, Business Intelligence</w:t>
-      </w:r>
-    </w:p>
-    <w:p>
-      <w:pPr>
-        <w:spacing w:before="20" w:after="20" w:line="252" w:lineRule="auto"/>
-      </w:pPr>
-      <w:r>
-        <w:rPr>
-          <w:rFonts w:ascii="Calibri" w:hAnsi="Calibri" w:eastAsia="Calibri"/>
-          <w:b/>
-          <w:i w:val="0"/>
-          <w:sz w:val="20"/>
-        </w:rPr>
-        <w:t xml:space="preserve">Professional Skills: </w:t>
-      </w:r>
-      <w:r>
-        <w:rPr>
-          <w:rFonts w:ascii="Calibri" w:hAnsi="Calibri" w:eastAsia="Calibri"/>
-          <w:b w:val="0"/>
-          <w:i w:val="0"/>
-          <w:sz w:val="20"/>
-        </w:rPr>
-        <w:t>Client communication, Sales &amp; negotiation, Relationship building, Stakeholder collaboration</w:t>
-      </w:r>
-    </w:p>
-    <w:p>
-      <w:pPr>
-        <w:spacing w:before="160" w:after="80" w:line="240" w:lineRule="auto"/>
-        <w:pBdr>
-          <w:bottom w:val="single" w:sz="12" w:space="1" w:color="000000"/>
-        </w:pBdr>
-      </w:pPr>
-      <w:r>
-        <w:rPr>
-          <w:rFonts w:ascii="Calibri" w:hAnsi="Calibri" w:eastAsia="Calibri"/>
-          <w:b/>
-          <w:i w:val="0"/>
-          <w:color w:val="1F3C24"/>
-          <w:sz w:val="22"/>
-        </w:rPr>
-        <w:t>WORK EXPERIENCE &amp; CERTIFICATES</w:t>
-      </w:r>
-    </w:p>
-    <w:p>
-      <w:pPr>
-        <w:tabs>
-          <w:tab w:pos="10080" w:val="right"/>
-        </w:tabs>
-        <w:spacing w:before="80" w:after="0" w:line="252" w:lineRule="auto"/>
-      </w:pPr>
-      <w:r>
-        <w:rPr>
-          <w:rFonts w:ascii="Calibri" w:hAnsi="Calibri" w:eastAsia="Calibri"/>
-          <w:b/>
-          <w:i w:val="0"/>
-          <w:sz w:val="20"/>
-        </w:rPr>
-        <w:t>Co-founder - Ascendra</w:t>
-      </w:r>
-      <w:r>
-        <w:tab/>
-      </w:r>
-      <w:r>
-        <w:rPr>
-          <w:rFonts w:ascii="Calibri" w:hAnsi="Calibri" w:eastAsia="Calibri"/>
-          <w:b w:val="0"/>
-          <w:i/>
-          <w:sz w:val="20"/>
-        </w:rPr>
-        <w:t>Alexandria, Egypt  |  Present</w:t>
-      </w:r>
-    </w:p>
-    <w:p>
-      <w:pPr>
-        <w:pStyle w:val="ListBullet"/>
-        <w:spacing w:before="0" w:after="20" w:line="252" w:lineRule="auto"/>
-      </w:pPr>
-      <w:r>
-        <w:rPr>
-          <w:rFonts w:ascii="Calibri" w:hAnsi="Calibri" w:eastAsia="Calibri"/>
-          <w:b w:val="0"/>
-          <w:i w:val="0"/>
-          <w:sz w:val="20"/>
-        </w:rPr>
-        <w:t>Co-founded a technology studio building custom software, conversion-focused websites, and offline-first IoT systems for clients in Egypt and the United States.</w:t>
-      </w:r>
-    </w:p>
-    <w:p>
-      <w:pPr>
-        <w:pStyle w:val="ListBullet"/>
-        <w:spacing w:before="0" w:after="20" w:line="252" w:lineRule="auto"/>
-      </w:pPr>
-      <w:r>
-        <w:rPr>
-          <w:rFonts w:ascii="Calibri" w:hAnsi="Calibri" w:eastAsia="Calibri"/>
-          <w:b w:val="0"/>
-          <w:i w:val="0"/>
-          <w:sz w:val="20"/>
-        </w:rPr>
-        <w:t>Contribute to full-stack product delivery and support Ascendra as authorized Egypt operations partner of Vertex Reviews (New Jersey, USA).</w:t>
+        <w:t>EXPERIENCE</w:t>
       </w:r>
     </w:p>
     <w:p>
@@ -374,7 +174,7 @@
           <w:i w:val="0"/>
           <w:sz w:val="20"/>
         </w:rPr>
-        <w:t>Build and maintain production web experiences for Vertex Reviews, a Google Business Profile and reputation management company serving US businesses.</w:t>
+        <w:t>Delivered 20+ websites and business rebranding through logos, flyers, and printable menus.</w:t>
       </w:r>
     </w:p>
     <w:p>
@@ -389,7 +189,66 @@
           <w:i w:val="0"/>
           <w:sz w:val="20"/>
         </w:rPr>
-        <w:t>Support service storytelling, package presentation, and client conversion flows across the Ascendra x Vertex partnership.</w:t>
+        <w:t>Live product: https://www.vertexreviews.com</w:t>
+      </w:r>
+    </w:p>
+    <w:p>
+      <w:pPr>
+        <w:tabs>
+          <w:tab w:pos="10080" w:val="right"/>
+        </w:tabs>
+        <w:spacing w:before="80" w:after="0" w:line="252" w:lineRule="auto"/>
+      </w:pPr>
+      <w:r>
+        <w:rPr>
+          <w:rFonts w:ascii="Calibri" w:hAnsi="Calibri" w:eastAsia="Calibri"/>
+          <w:b/>
+          <w:i w:val="0"/>
+          <w:sz w:val="20"/>
+        </w:rPr>
+        <w:t>Co-founder - Ascendra</w:t>
+      </w:r>
+      <w:r>
+        <w:tab/>
+      </w:r>
+      <w:r>
+        <w:rPr>
+          <w:rFonts w:ascii="Calibri" w:hAnsi="Calibri" w:eastAsia="Calibri"/>
+          <w:b w:val="0"/>
+          <w:i/>
+          <w:sz w:val="20"/>
+        </w:rPr>
+        <w:t>Egypt  |  Present</w:t>
+      </w:r>
+    </w:p>
+    <w:p>
+      <w:pPr>
+        <w:pStyle w:val="ListBullet"/>
+        <w:spacing w:before="0" w:after="20" w:line="252" w:lineRule="auto"/>
+      </w:pPr>
+      <w:r>
+        <w:rPr>
+          <w:rFonts w:ascii="Calibri" w:hAnsi="Calibri" w:eastAsia="Calibri"/>
+          <w:b w:val="0"/>
+          <w:i w:val="0"/>
+          <w:sz w:val="20"/>
+        </w:rPr>
+        <w:t>Co-founded the studio. We build school systems and gate systems.</w:t>
+      </w:r>
+    </w:p>
+    <w:p>
+      <w:pPr>
+        <w:pStyle w:val="ListBullet"/>
+        <w:spacing w:before="0" w:after="20" w:line="252" w:lineRule="auto"/>
+      </w:pPr>
+      <w:r>
+        <w:rPr>
+          <w:rFonts w:ascii="Calibri" w:hAnsi="Calibri" w:eastAsia="Calibri"/>
+          <w:b w:val="0"/>
+          <w:i w:val="0"/>
+          <w:sz w:val="20"/>
+        </w:rPr>
+        <w:t>Live product: https://ascendrasol.com/</w:t>
       </w:r>
     </w:p>
     <w:p>
@@ -433,7 +292,7 @@
           <w:i w:val="0"/>
           <w:sz w:val="20"/>
         </w:rPr>
-        <w:t>Spent one year in client-facing real estate sales, building strong communication, negotiation, and relationship-management skills.</w:t>
+        <w:t>Spent a year and a half in client-facing sales, building communication, negotiation, and relationship management.</w:t>
       </w:r>
     </w:p>
     <w:p>
@@ -477,7 +336,7 @@
           <w:i w:val="0"/>
           <w:sz w:val="20"/>
         </w:rPr>
-        <w:t>Worked on machine and deep learning development tasks, including data preparation and model-oriented problem solving in an enterprise environment.</w:t>
+        <w:t>Worked on machine and deep learning tasks, including data preparation and model development.</w:t>
       </w:r>
     </w:p>
     <w:p>
@@ -521,30 +380,7 @@
           <w:i w:val="0"/>
           <w:sz w:val="20"/>
         </w:rPr>
-        <w:t>Analyzed software requirements, clarified system expectations, and supported structured documentation for implementation-ready specifications.</w:t>
-      </w:r>
-    </w:p>
-    <w:p>
-      <w:pPr>
-        <w:spacing w:before="120" w:after="40" w:line="252" w:lineRule="auto"/>
-      </w:pPr>
-      <w:r>
-        <w:rPr>
-          <w:rFonts w:ascii="Calibri" w:hAnsi="Calibri" w:eastAsia="Calibri"/>
-          <w:b/>
-          <w:i w:val="0"/>
-          <w:sz w:val="20"/>
-        </w:rPr>
-        <w:t xml:space="preserve">Certificates: </w:t>
-      </w:r>
-      <w:r>
-        <w:rPr>
-          <w:rFonts w:ascii="Calibri" w:hAnsi="Calibri" w:eastAsia="Calibri"/>
-          <w:b w:val="0"/>
-          <w:i w:val="0"/>
-          <w:sz w:val="20"/>
-        </w:rPr>
-        <w:t>Cisco CyberOps Associate (CBROPS) - NTI (Excellent); CCNA - Cisco; Odoo Technical Bootcamp - Feb 2026</w:t>
+        <w:t>Analyzed software requirements and wrote specifications for implementation.</w:t>
       </w:r>
     </w:p>
     <w:p>
@@ -562,11 +398,42 @@
           <w:color w:val="1F3C24"/>
           <w:sz w:val="22"/>
         </w:rPr>
-        <w:t>PROJECTS</w:t>
+        <w:t>EDUCATION</w:t>
       </w:r>
     </w:p>
     <w:p>
       <w:pPr>
+        <w:spacing w:before="40" w:after="0" w:line="252" w:lineRule="auto"/>
+      </w:pPr>
+      <w:r>
+        <w:rPr>
+          <w:rFonts w:ascii="Calibri" w:hAnsi="Calibri" w:eastAsia="Calibri"/>
+          <w:b/>
+          <w:i w:val="0"/>
+          <w:sz w:val="20"/>
+        </w:rPr>
+        <w:t>Bachelor of Information Systems</w:t>
+      </w:r>
+    </w:p>
+    <w:p>
+      <w:pPr>
+        <w:spacing w:before="0" w:after="40" w:line="252" w:lineRule="auto"/>
+      </w:pPr>
+      <w:r>
+        <w:rPr>
+          <w:rFonts w:ascii="Calibri" w:hAnsi="Calibri" w:eastAsia="Calibri"/>
+          <w:b w:val="0"/>
+          <w:i w:val="0"/>
+          <w:sz w:val="20"/>
+        </w:rPr>
+        <w:t>College of Computing and Information Technology</w:t>
+      </w:r>
+    </w:p>
+    <w:p>
+      <w:pPr>
+        <w:tabs>
+          <w:tab w:pos="10080" w:val="right"/>
+        </w:tabs>
         <w:spacing w:before="80" w:after="0" w:line="252" w:lineRule="auto"/>
       </w:pPr>
       <w:r>
@@ -576,81 +443,37 @@
           <w:i w:val="0"/>
           <w:sz w:val="20"/>
         </w:rPr>
-        <w:t>Vertex Reviews Platform  |  Full-stack web</w:t>
+        <w:t>Arab Academy for Science, Technology &amp; Maritime Transport</w:t>
       </w:r>
       <w:r>
-        <w:t xml:space="preserve">  </w:t>
+        <w:tab/>
       </w:r>
-      <w:hyperlink r:id="rId9">
-        <w:r>
-          <w:rPr>
-            <w:rFonts w:ascii="Calibri" w:hAnsi="Calibri"/>
-            <w:color w:val="595959"/>
-            <w:i/>
-            <w:sz w:val="20"/>
-            <w:u w:val="single"/>
-          </w:rPr>
-          <w:t>-&gt; Here</w:t>
-        </w:r>
-      </w:hyperlink>
-    </w:p>
-    <w:p>
-      <w:pPr>
-        <w:pStyle w:val="ListBullet"/>
-        <w:spacing w:before="0" w:after="20" w:line="252" w:lineRule="auto"/>
-      </w:pPr>
       <w:r>
         <w:rPr>
           <w:rFonts w:ascii="Calibri" w:hAnsi="Calibri" w:eastAsia="Calibri"/>
           <w:b w:val="0"/>
-          <w:i w:val="0"/>
+          <w:i/>
           <w:sz w:val="20"/>
         </w:rPr>
-        <w:t>Production website and service platform for Google Business Profile optimization, review monitoring, growth strategy, and service packages for US businesses.</w:t>
+        <w:t>Egypt  |  2022 - 2026</w:t>
       </w:r>
     </w:p>
     <w:p>
       <w:pPr>
-        <w:spacing w:before="80" w:after="0" w:line="252" w:lineRule="auto"/>
+        <w:spacing w:before="160" w:after="80" w:line="240" w:lineRule="auto"/>
+        <w:pBdr>
+          <w:bottom w:val="single" w:sz="12" w:space="1" w:color="000000"/>
+        </w:pBdr>
       </w:pPr>
       <w:r>
         <w:rPr>
           <w:rFonts w:ascii="Calibri" w:hAnsi="Calibri" w:eastAsia="Calibri"/>
           <w:b/>
           <w:i w:val="0"/>
-          <w:sz w:val="20"/>
+          <w:color w:val="1F3C24"/>
+          <w:sz w:val="22"/>
         </w:rPr>
-        <w:t>Ascendra  |  React, Next.js, TypeScript, NestJS, PostgreSQL, Flutter, Python</w:t>
-      </w:r>
-      <w:r>
-        <w:t xml:space="preserve">  </w:t>
-      </w:r>
-      <w:hyperlink r:id="rId10">
-        <w:r>
-          <w:rPr>
-            <w:rFonts w:ascii="Calibri" w:hAnsi="Calibri"/>
-            <w:color w:val="595959"/>
-            <w:i/>
-            <w:sz w:val="20"/>
-            <w:u w:val="single"/>
-          </w:rPr>
-          <w:t>-&gt; Here</w:t>
-        </w:r>
-      </w:hyperlink>
-    </w:p>
-    <w:p>
-      <w:pPr>
-        <w:pStyle w:val="ListBullet"/>
-        <w:spacing w:before="0" w:after="20" w:line="252" w:lineRule="auto"/>
-      </w:pPr>
-      <w:r>
-        <w:rPr>
-          <w:rFonts w:ascii="Calibri" w:hAnsi="Calibri" w:eastAsia="Calibri"/>
-          <w:b w:val="0"/>
-          <w:i w:val="0"/>
-          <w:sz w:val="20"/>
-        </w:rPr>
-        <w:t>Co-founded technology studio shipping custom software, business websites, and offline-first IoT systems (including Sahel Gate and Full School System) for US and Egypt clients.</w:t>
+        <w:t>ACADEMIC PROJECTS</w:t>
       </w:r>
     </w:p>
     <w:p>
@@ -679,7 +502,7 @@
           <w:i w:val="0"/>
           <w:sz w:val="20"/>
         </w:rPr>
-        <w:t>Interactive Power BI dashboard analyzing 16,000+ video game sales records across regions to identify platform, genre, and market trends for forecasting and targeting.</w:t>
+        <w:t>Interactive dashboard on 16,000+ sales records across regions, platforms, and genres.</w:t>
       </w:r>
     </w:p>
     <w:p>
@@ -693,7 +516,7 @@
           <w:i w:val="0"/>
           <w:sz w:val="20"/>
         </w:rPr>
-        <w:t>Machine &amp; Deep Learning Workflows  |  Python, Pandas, Scikit-learn, TensorFlow, PyTorch</w:t>
+        <w:t>Machine and Deep Learning Workflows  |  Python, Pandas, Scikit-learn, TensorFlow, PyTorch</w:t>
       </w:r>
     </w:p>
     <w:p>
@@ -708,7 +531,7 @@
           <w:i w:val="0"/>
           <w:sz w:val="20"/>
         </w:rPr>
-        <w:t>End-to-end ML workflows covering data collection, cleaning, transformation, model development, and evaluation to support data-driven decisions.</w:t>
+        <w:t>End-to-end workflows: collection, cleaning, transformation, model development, and evaluation.</w:t>
       </w:r>
     </w:p>
     <w:p>
@@ -722,7 +545,7 @@
           <w:i w:val="0"/>
           <w:sz w:val="20"/>
         </w:rPr>
-        <w:t>Ticketing Management System Design  |  ERD, Data modeling</w:t>
+        <w:t>Ticketing Management System  |  ERD, data modeling</w:t>
       </w:r>
     </w:p>
     <w:p>
@@ -737,7 +560,7 @@
           <w:i w:val="0"/>
           <w:sz w:val="20"/>
         </w:rPr>
-        <w:t>Designed ERD, data dictionary, and technical specification covering tickets, users, departments, priorities, and status logs.</w:t>
+        <w:t>ERD, data dictionary, and technical specification for tickets, users, departments, priorities, and status logs.</w:t>
       </w:r>
     </w:p>
     <w:p>
@@ -751,7 +574,7 @@
           <w:i w:val="0"/>
           <w:sz w:val="20"/>
         </w:rPr>
-        <w:t>Pharmacy Management System Planning  |  Microsoft Project</w:t>
+        <w:t>Pharmacy Management System  |  Microsoft Project</w:t>
       </w:r>
     </w:p>
     <w:p>
@@ -766,7 +589,203 @@
           <w:i w:val="0"/>
           <w:sz w:val="20"/>
         </w:rPr>
-        <w:t>Defined project scope, tasks, timelines, resources, Gantt charts, and milestones for a Pharmacy Management System using Microsoft Project.</w:t>
+        <w:t>Scope, tasks, timelines, resources, Gantt chart, and milestones.</w:t>
+      </w:r>
+    </w:p>
+    <w:p>
+      <w:pPr>
+        <w:spacing w:before="160" w:after="80" w:line="240" w:lineRule="auto"/>
+        <w:pBdr>
+          <w:bottom w:val="single" w:sz="12" w:space="1" w:color="000000"/>
+        </w:pBdr>
+      </w:pPr>
+      <w:r>
+        <w:rPr>
+          <w:rFonts w:ascii="Calibri" w:hAnsi="Calibri" w:eastAsia="Calibri"/>
+          <w:b/>
+          <w:i w:val="0"/>
+          <w:color w:val="1F3C24"/>
+          <w:sz w:val="22"/>
+        </w:rPr>
+        <w:t>SKILLS</w:t>
+      </w:r>
+    </w:p>
+    <w:p>
+      <w:pPr>
+        <w:spacing w:before="20" w:after="20" w:line="252" w:lineRule="auto"/>
+      </w:pPr>
+      <w:r>
+        <w:rPr>
+          <w:rFonts w:ascii="Calibri" w:hAnsi="Calibri" w:eastAsia="Calibri"/>
+          <w:b/>
+          <w:i w:val="0"/>
+          <w:sz w:val="20"/>
+        </w:rPr>
+        <w:t xml:space="preserve">Programming languages: </w:t>
+      </w:r>
+      <w:r>
+        <w:rPr>
+          <w:rFonts w:ascii="Calibri" w:hAnsi="Calibri" w:eastAsia="Calibri"/>
+          <w:b w:val="0"/>
+          <w:i w:val="0"/>
+          <w:sz w:val="20"/>
+        </w:rPr>
+        <w:t>Python, Java, C, SQL</w:t>
+      </w:r>
+    </w:p>
+    <w:p>
+      <w:pPr>
+        <w:spacing w:before="20" w:after="20" w:line="252" w:lineRule="auto"/>
+      </w:pPr>
+      <w:r>
+        <w:rPr>
+          <w:rFonts w:ascii="Calibri" w:hAnsi="Calibri" w:eastAsia="Calibri"/>
+          <w:b/>
+          <w:i w:val="0"/>
+          <w:sz w:val="20"/>
+        </w:rPr>
+        <w:t xml:space="preserve">Data and AI: </w:t>
+      </w:r>
+      <w:r>
+        <w:rPr>
+          <w:rFonts w:ascii="Calibri" w:hAnsi="Calibri" w:eastAsia="Calibri"/>
+          <w:b w:val="0"/>
+          <w:i w:val="0"/>
+          <w:sz w:val="20"/>
+        </w:rPr>
+        <w:t>Pandas, NumPy, Matplotlib, Seaborn, Scikit-learn, TensorFlow, PyTorch, Power BI, Tableau, Excel</w:t>
+      </w:r>
+    </w:p>
+    <w:p>
+      <w:pPr>
+        <w:spacing w:before="20" w:after="20" w:line="252" w:lineRule="auto"/>
+      </w:pPr>
+      <w:r>
+        <w:rPr>
+          <w:rFonts w:ascii="Calibri" w:hAnsi="Calibri" w:eastAsia="Calibri"/>
+          <w:b/>
+          <w:i w:val="0"/>
+          <w:sz w:val="20"/>
+        </w:rPr>
+        <w:t xml:space="preserve">Analysis: </w:t>
+      </w:r>
+      <w:r>
+        <w:rPr>
+          <w:rFonts w:ascii="Calibri" w:hAnsi="Calibri" w:eastAsia="Calibri"/>
+          <w:b w:val="0"/>
+          <w:i w:val="0"/>
+          <w:sz w:val="20"/>
+        </w:rPr>
+        <w:t>Requirements analysis, ERD, technical specifications, Microsoft Project, Git</w:t>
+      </w:r>
+    </w:p>
+    <w:p>
+      <w:pPr>
+        <w:spacing w:before="20" w:after="20" w:line="252" w:lineRule="auto"/>
+      </w:pPr>
+      <w:r>
+        <w:rPr>
+          <w:rFonts w:ascii="Calibri" w:hAnsi="Calibri" w:eastAsia="Calibri"/>
+          <w:b/>
+          <w:i w:val="0"/>
+          <w:sz w:val="20"/>
+        </w:rPr>
+        <w:t xml:space="preserve">Professional: </w:t>
+      </w:r>
+      <w:r>
+        <w:rPr>
+          <w:rFonts w:ascii="Calibri" w:hAnsi="Calibri" w:eastAsia="Calibri"/>
+          <w:b w:val="0"/>
+          <w:i w:val="0"/>
+          <w:sz w:val="20"/>
+        </w:rPr>
+        <w:t>Client communication, sales and negotiation, relationship building</w:t>
+      </w:r>
+    </w:p>
+    <w:p>
+      <w:pPr>
+        <w:spacing w:before="20" w:after="20" w:line="252" w:lineRule="auto"/>
+      </w:pPr>
+      <w:r>
+        <w:rPr>
+          <w:rFonts w:ascii="Calibri" w:hAnsi="Calibri" w:eastAsia="Calibri"/>
+          <w:b/>
+          <w:i w:val="0"/>
+          <w:sz w:val="20"/>
+        </w:rPr>
+        <w:t xml:space="preserve">Spoken languages: </w:t>
+      </w:r>
+      <w:r>
+        <w:rPr>
+          <w:rFonts w:ascii="Calibri" w:hAnsi="Calibri" w:eastAsia="Calibri"/>
+          <w:b w:val="0"/>
+          <w:i w:val="0"/>
+          <w:sz w:val="20"/>
+        </w:rPr>
+        <w:t>Arabic (Native), English (Fluent), French (DELF B1, Fluent)</w:t>
+      </w:r>
+    </w:p>
+    <w:p>
+      <w:pPr>
+        <w:spacing w:before="160" w:after="80" w:line="240" w:lineRule="auto"/>
+        <w:pBdr>
+          <w:bottom w:val="single" w:sz="12" w:space="1" w:color="000000"/>
+        </w:pBdr>
+      </w:pPr>
+      <w:r>
+        <w:rPr>
+          <w:rFonts w:ascii="Calibri" w:hAnsi="Calibri" w:eastAsia="Calibri"/>
+          <w:b/>
+          <w:i w:val="0"/>
+          <w:color w:val="1F3C24"/>
+          <w:sz w:val="22"/>
+        </w:rPr>
+        <w:t>CERTIFICATIONS</w:t>
+      </w:r>
+    </w:p>
+    <w:p>
+      <w:pPr>
+        <w:pStyle w:val="ListBullet"/>
+        <w:spacing w:before="0" w:after="20" w:line="252" w:lineRule="auto"/>
+      </w:pPr>
+      <w:r>
+        <w:rPr>
+          <w:rFonts w:ascii="Calibri" w:hAnsi="Calibri" w:eastAsia="Calibri"/>
+          <w:b w:val="0"/>
+          <w:i w:val="0"/>
+          <w:sz w:val="20"/>
+        </w:rPr>
+        <w:t>Cisco CyberOps Associate (CBROPS), NTI - Excellent</w:t>
+      </w:r>
+    </w:p>
+    <w:p>
+      <w:pPr>
+        <w:pStyle w:val="ListBullet"/>
+        <w:spacing w:before="0" w:after="20" w:line="252" w:lineRule="auto"/>
+      </w:pPr>
+      <w:r>
+        <w:rPr>
+          <w:rFonts w:ascii="Calibri" w:hAnsi="Calibri" w:eastAsia="Calibri"/>
+          <w:b w:val="0"/>
+          <w:i w:val="0"/>
+          <w:sz w:val="20"/>
+        </w:rPr>
+        <w:t>CCNA, Cisco</w:t>
+      </w:r>
+    </w:p>
+    <w:p>
+      <w:pPr>
+        <w:pStyle w:val="ListBullet"/>
+        <w:spacing w:before="0" w:after="20" w:line="252" w:lineRule="auto"/>
+      </w:pPr>
+      <w:r>
+        <w:rPr>
+          <w:rFonts w:ascii="Calibri" w:hAnsi="Calibri" w:eastAsia="Calibri"/>
+          <w:b w:val="0"/>
+          <w:i w:val="0"/>
+          <w:sz w:val="20"/>
+        </w:rPr>
+        <w:t>Odoo Technical Bootcamp - February 2026, 8-hour course</w:t>
       </w:r>
     </w:p>
     <w:sectPr>

--- a/data/Karim-Saad-CV.docx
+++ b/data/Karim-Saad-CV.docx
@@ -28,19 +28,20 @@
           <w:rFonts w:ascii="Calibri" w:hAnsi="Calibri" w:eastAsia="Calibri"/>
           <w:b w:val="0"/>
           <w:i w:val="0"/>
-          <w:sz w:val="17"/>
+          <w:sz w:val="18"/>
         </w:rPr>
-        <w:t xml:space="preserve">+20 114 522 2298 | karimsaad1552003@gmail.com | github.com/karimsaad1552003-creator | Portfolio: </w:t>
+        <w:t>+20 114 522 2298 | karimsaad1552003@gmail.com | Egypt</w:t>
+        <w:br/>
       </w:r>
       <w:hyperlink r:id="rId9">
         <w:r>
           <w:rPr>
             <w:color w:val="595959"/>
             <w:u w:val="single"/>
-            <w:sz w:val="17"/>
+            <w:sz w:val="18"/>
             <w:rFonts w:ascii="Calibri" w:hAnsi="Calibri"/>
           </w:rPr>
-          <w:t>karim-saad-portofolio.vercel.app</w:t>
+          <w:t>linkedin.com/in/karimmsaad</w:t>
         </w:r>
       </w:hyperlink>
       <w:r>
@@ -48,10 +49,41 @@
           <w:rFonts w:ascii="Calibri" w:hAnsi="Calibri" w:eastAsia="Calibri"/>
           <w:b w:val="0"/>
           <w:i w:val="0"/>
-          <w:sz w:val="17"/>
+          <w:sz w:val="18"/>
         </w:rPr>
-        <w:t xml:space="preserve"> | Egypt</w:t>
+        <w:t xml:space="preserve"> | </w:t>
       </w:r>
+      <w:hyperlink r:id="rId10">
+        <w:r>
+          <w:rPr>
+            <w:color w:val="595959"/>
+            <w:u w:val="single"/>
+            <w:sz w:val="18"/>
+            <w:rFonts w:ascii="Calibri" w:hAnsi="Calibri"/>
+          </w:rPr>
+          <w:t>github.com/karimsaad1552003-creator</w:t>
+        </w:r>
+      </w:hyperlink>
+      <w:r>
+        <w:rPr>
+          <w:rFonts w:ascii="Calibri" w:hAnsi="Calibri" w:eastAsia="Calibri"/>
+          <w:b w:val="0"/>
+          <w:i w:val="0"/>
+          <w:sz w:val="18"/>
+        </w:rPr>
+        <w:t xml:space="preserve"> | Portfolio: </w:t>
+      </w:r>
+      <w:hyperlink r:id="rId11">
+        <w:r>
+          <w:rPr>
+            <w:color w:val="595959"/>
+            <w:u w:val="single"/>
+            <w:sz w:val="18"/>
+            <w:rFonts w:ascii="Calibri" w:hAnsi="Calibri"/>
+          </w:rPr>
+          <w:t>karim-saad-portofolio.vercel.app</w:t>
+        </w:r>
+      </w:hyperlink>
     </w:p>
     <w:p>
       <w:pPr>
@@ -112,7 +144,7 @@
           <w:i w:val="0"/>
           <w:sz w:val="20"/>
         </w:rPr>
-        <w:t>Information Systems graduate seeking full-stack developer and data analyst roles. Full-stack work includes co-founding Ascendra, where we build school systems and gate systems, and Vertex Reviews, where I delivered 20+ websites plus logos, flyers, and printable menus for business identity. Data analysis work includes Power BI dashboards, machine learning workflows, and a machine learning internship at Telecom Egypt. A year and a half in real estate sales at ElitePlus strengthened client communication and negotiation.</w:t>
+        <w:t>Information Systems graduate seeking full-stack developer and data analyst roles. Full-stack work includes Ascendra, where we build school systems and gate systems, and Vertex Reviews, where I delivered 20+ websites plus logos, flyers, and printable menus for business identity. Data analysis work includes Power BI dashboards, machine learning workflows, and a machine learning internship at Telecom Egypt. Real estate sales at ElitePlus strengthened client communication and negotiation.</w:t>
       </w:r>
     </w:p>
     <w:p>
@@ -147,6 +179,65 @@
           <w:i w:val="0"/>
           <w:sz w:val="20"/>
         </w:rPr>
+        <w:t>Full Stack Developer - Ascendra</w:t>
+      </w:r>
+      <w:r>
+        <w:tab/>
+      </w:r>
+      <w:r>
+        <w:rPr>
+          <w:rFonts w:ascii="Calibri" w:hAnsi="Calibri" w:eastAsia="Calibri"/>
+          <w:b w:val="0"/>
+          <w:i/>
+          <w:sz w:val="20"/>
+        </w:rPr>
+        <w:t>Egypt  |  Apr 2026 - Present</w:t>
+      </w:r>
+    </w:p>
+    <w:p>
+      <w:pPr>
+        <w:pStyle w:val="ListBullet"/>
+        <w:spacing w:before="0" w:after="20" w:line="252" w:lineRule="auto"/>
+      </w:pPr>
+      <w:r>
+        <w:rPr>
+          <w:rFonts w:ascii="Calibri" w:hAnsi="Calibri" w:eastAsia="Calibri"/>
+          <w:b w:val="0"/>
+          <w:i w:val="0"/>
+          <w:sz w:val="20"/>
+        </w:rPr>
+        <w:t>We build school systems and gate systems.</w:t>
+      </w:r>
+    </w:p>
+    <w:p>
+      <w:pPr>
+        <w:pStyle w:val="ListBullet"/>
+        <w:spacing w:before="0" w:after="20" w:line="252" w:lineRule="auto"/>
+      </w:pPr>
+      <w:r>
+        <w:rPr>
+          <w:rFonts w:ascii="Calibri" w:hAnsi="Calibri" w:eastAsia="Calibri"/>
+          <w:b w:val="0"/>
+          <w:i w:val="0"/>
+          <w:sz w:val="20"/>
+        </w:rPr>
+        <w:t>Live product: https://ascendrasol.com/</w:t>
+      </w:r>
+    </w:p>
+    <w:p>
+      <w:pPr>
+        <w:tabs>
+          <w:tab w:pos="10080" w:val="right"/>
+        </w:tabs>
+        <w:spacing w:before="80" w:after="0" w:line="252" w:lineRule="auto"/>
+      </w:pPr>
+      <w:r>
+        <w:rPr>
+          <w:rFonts w:ascii="Calibri" w:hAnsi="Calibri" w:eastAsia="Calibri"/>
+          <w:b/>
+          <w:i w:val="0"/>
+          <w:sz w:val="20"/>
+        </w:rPr>
         <w:t>Full Stack Developer - Vertex Reviews</w:t>
       </w:r>
       <w:r>
@@ -159,7 +250,22 @@
           <w:i/>
           <w:sz w:val="20"/>
         </w:rPr>
-        <w:t>New Jersey, USA (remote)  |  Present</w:t>
+        <w:t>New Jersey, USA (remote)  |  Apr 2026 - Present</w:t>
+      </w:r>
+    </w:p>
+    <w:p>
+      <w:pPr>
+        <w:pStyle w:val="ListBullet"/>
+        <w:spacing w:before="0" w:after="20" w:line="252" w:lineRule="auto"/>
+      </w:pPr>
+      <w:r>
+        <w:rPr>
+          <w:rFonts w:ascii="Calibri" w:hAnsi="Calibri" w:eastAsia="Calibri"/>
+          <w:b w:val="0"/>
+          <w:i w:val="0"/>
+          <w:sz w:val="20"/>
+        </w:rPr>
+        <w:t>Work with Vertex through its collaboration with Ascendra, which runs Vertex's back-end services.</w:t>
       </w:r>
     </w:p>
     <w:p>
@@ -206,7 +312,7 @@
           <w:i w:val="0"/>
           <w:sz w:val="20"/>
         </w:rPr>
-        <w:t>Co-founder - Ascendra</w:t>
+        <w:t>Real Estate Agent (Sales) - ElitePlus</w:t>
       </w:r>
       <w:r>
         <w:tab/>
@@ -218,7 +324,7 @@
           <w:i/>
           <w:sz w:val="20"/>
         </w:rPr>
-        <w:t>Egypt  |  Present</w:t>
+        <w:t>Egypt  |  Aug 2025 - Oct 2026</w:t>
       </w:r>
     </w:p>
     <w:p>
@@ -233,66 +339,7 @@
           <w:i w:val="0"/>
           <w:sz w:val="20"/>
         </w:rPr>
-        <w:t>Co-founded the studio. We build school systems and gate systems.</w:t>
-      </w:r>
-    </w:p>
-    <w:p>
-      <w:pPr>
-        <w:pStyle w:val="ListBullet"/>
-        <w:spacing w:before="0" w:after="20" w:line="252" w:lineRule="auto"/>
-      </w:pPr>
-      <w:r>
-        <w:rPr>
-          <w:rFonts w:ascii="Calibri" w:hAnsi="Calibri" w:eastAsia="Calibri"/>
-          <w:b w:val="0"/>
-          <w:i w:val="0"/>
-          <w:sz w:val="20"/>
-        </w:rPr>
-        <w:t>Live product: https://ascendrasol.com/</w:t>
-      </w:r>
-    </w:p>
-    <w:p>
-      <w:pPr>
-        <w:tabs>
-          <w:tab w:pos="10080" w:val="right"/>
-        </w:tabs>
-        <w:spacing w:before="80" w:after="0" w:line="252" w:lineRule="auto"/>
-      </w:pPr>
-      <w:r>
-        <w:rPr>
-          <w:rFonts w:ascii="Calibri" w:hAnsi="Calibri" w:eastAsia="Calibri"/>
-          <w:b/>
-          <w:i w:val="0"/>
-          <w:sz w:val="20"/>
-        </w:rPr>
-        <w:t>Real Estate Agent (Sales) - ElitePlus</w:t>
-      </w:r>
-      <w:r>
-        <w:tab/>
-      </w:r>
-      <w:r>
-        <w:rPr>
-          <w:rFonts w:ascii="Calibri" w:hAnsi="Calibri" w:eastAsia="Calibri"/>
-          <w:b w:val="0"/>
-          <w:i/>
-          <w:sz w:val="20"/>
-        </w:rPr>
-        <w:t>Egypt  |  2025 - 2026</w:t>
-      </w:r>
-    </w:p>
-    <w:p>
-      <w:pPr>
-        <w:pStyle w:val="ListBullet"/>
-        <w:spacing w:before="0" w:after="20" w:line="252" w:lineRule="auto"/>
-      </w:pPr>
-      <w:r>
-        <w:rPr>
-          <w:rFonts w:ascii="Calibri" w:hAnsi="Calibri" w:eastAsia="Calibri"/>
-          <w:b w:val="0"/>
-          <w:i w:val="0"/>
-          <w:sz w:val="20"/>
-        </w:rPr>
-        <w:t>Spent a year and a half in client-facing sales, building communication, negotiation, and relationship management.</w:t>
+        <w:t>Worked in client-facing sales, building communication, negotiation, and relationship management.</w:t>
       </w:r>
     </w:p>
     <w:p>
@@ -321,7 +368,7 @@
           <w:i/>
           <w:sz w:val="20"/>
         </w:rPr>
-        <w:t>Egypt  |  Internship</w:t>
+        <w:t>Egypt  |  Jan 2025 - Feb 2025</w:t>
       </w:r>
     </w:p>
     <w:p>
@@ -365,7 +412,7 @@
           <w:i/>
           <w:sz w:val="20"/>
         </w:rPr>
-        <w:t>Egypt  |  Internship</w:t>
+        <w:t>Egypt  |  Jul 2024 - Aug 2024</w:t>
       </w:r>
     </w:p>
     <w:p>
@@ -474,6 +521,50 @@
           <w:sz w:val="22"/>
         </w:rPr>
         <w:t>ACADEMIC PROJECTS</w:t>
+      </w:r>
+    </w:p>
+    <w:p>
+      <w:pPr>
+        <w:spacing w:before="80" w:after="0" w:line="252" w:lineRule="auto"/>
+      </w:pPr>
+      <w:r>
+        <w:rPr>
+          <w:rFonts w:ascii="Calibri" w:hAnsi="Calibri" w:eastAsia="Calibri"/>
+          <w:b/>
+          <w:i w:val="0"/>
+          <w:sz w:val="20"/>
+        </w:rPr>
+        <w:t>VulnGPT - AI-Assisted Web Vulnerability Analysis Engine</w:t>
+      </w:r>
+    </w:p>
+    <w:p>
+      <w:pPr>
+        <w:pStyle w:val="ListBullet"/>
+        <w:spacing w:before="0" w:after="20" w:line="252" w:lineRule="auto"/>
+      </w:pPr>
+      <w:r>
+        <w:rPr>
+          <w:rFonts w:ascii="Calibri" w:hAnsi="Calibri" w:eastAsia="Calibri"/>
+          <w:b w:val="0"/>
+          <w:i w:val="0"/>
+          <w:sz w:val="20"/>
+        </w:rPr>
+        <w:t>AI-powered web security testing platform using HTTP/HTTPS traffic analysis, controlled security testing, and evidence-based reporting, with AI-assisted vulnerability analysis, risk prioritization, false-positive verification, and remediation recommendations.</w:t>
+      </w:r>
+    </w:p>
+    <w:p>
+      <w:pPr>
+        <w:pStyle w:val="ListBullet"/>
+        <w:spacing w:before="0" w:after="20" w:line="252" w:lineRule="auto"/>
+      </w:pPr>
+      <w:r>
+        <w:rPr>
+          <w:rFonts w:ascii="Calibri" w:hAnsi="Calibri" w:eastAsia="Calibri"/>
+          <w:b w:val="0"/>
+          <w:i w:val="0"/>
+          <w:sz w:val="20"/>
+        </w:rPr>
+        <w:t>Nominated for discussion before the College Council for its technical value and potential impact.</w:t>
       </w:r>
     </w:p>
     <w:p>
@@ -756,21 +847,6 @@
           <w:sz w:val="20"/>
         </w:rPr>
         <w:t>Cisco CyberOps Associate (CBROPS), NTI - Excellent</w:t>
-      </w:r>
-    </w:p>
-    <w:p>
-      <w:pPr>
-        <w:pStyle w:val="ListBullet"/>
-        <w:spacing w:before="0" w:after="20" w:line="252" w:lineRule="auto"/>
-      </w:pPr>
-      <w:r>
-        <w:rPr>
-          <w:rFonts w:ascii="Calibri" w:hAnsi="Calibri" w:eastAsia="Calibri"/>
-          <w:b w:val="0"/>
-          <w:i w:val="0"/>
-          <w:sz w:val="20"/>
-        </w:rPr>
-        <w:t>CCNA, Cisco</w:t>
       </w:r>
     </w:p>
     <w:p>
